--- a/Notes.docx
+++ b/Notes.docx
@@ -48,10 +48,20 @@
       </w:pPr>
       <w:r>
         <w:rPr>
-          <w:sz w:val="22"/>
-          <w:szCs w:val="22"/>
-        </w:rPr>
-        <w:t xml:space="preserve">Extension - </w:t>
+          <w:b/>
+          <w:bCs/>
+          <w:sz w:val="22"/>
+          <w:szCs w:val="22"/>
+          <w:u w:val="single"/>
+        </w:rPr>
+        <w:t>Extension</w:t>
+      </w:r>
+      <w:r>
+        <w:rPr>
+          <w:sz w:val="22"/>
+          <w:szCs w:val="22"/>
+        </w:rPr>
+        <w:t xml:space="preserve"> - </w:t>
       </w:r>
       <w:r>
         <w:rPr>
@@ -310,88 +320,31 @@
           <w:sz w:val="22"/>
           <w:szCs w:val="22"/>
         </w:rPr>
-        <w:t xml:space="preserve">  - shebang – </w:t>
-      </w:r>
-      <w:r>
-        <w:rPr>
-          <w:sz w:val="22"/>
-          <w:szCs w:val="22"/>
-        </w:rPr>
-        <w:t xml:space="preserve">The first line tells Unix that the file is to be executed by </w:t>
-      </w:r>
-      <w:r>
-        <w:rPr>
-          <w:sz w:val="22"/>
-          <w:szCs w:val="22"/>
-        </w:rPr>
-        <w:t>bourne shell which is located at /bin/sh</w:t>
-      </w:r>
-    </w:p>
-    <w:p>
-      <w:pPr>
-        <w:pStyle w:val="ListParagraph"/>
-        <w:rPr>
-          <w:sz w:val="22"/>
-          <w:szCs w:val="22"/>
-        </w:rPr>
-      </w:pPr>
-      <w:r>
-        <w:rPr>
-          <w:sz w:val="22"/>
-          <w:szCs w:val="22"/>
-          <w:highlight w:val="blue"/>
-        </w:rPr>
-        <w:t>#!/bin/</w:t>
-      </w:r>
-      <w:r>
-        <w:rPr>
-          <w:sz w:val="22"/>
-          <w:szCs w:val="22"/>
-          <w:highlight w:val="blue"/>
-        </w:rPr>
-        <w:t>bash</w:t>
-      </w:r>
-      <w:r>
-        <w:rPr>
-          <w:sz w:val="22"/>
-          <w:szCs w:val="22"/>
-        </w:rPr>
-        <w:t xml:space="preserve">  </w:t>
-      </w:r>
-      <w:r>
-        <w:rPr>
-          <w:sz w:val="22"/>
-          <w:szCs w:val="22"/>
-        </w:rPr>
-        <w:t xml:space="preserve">- </w:t>
-      </w:r>
-      <w:r>
-        <w:rPr>
-          <w:sz w:val="22"/>
-          <w:szCs w:val="22"/>
-        </w:rPr>
-        <w:t>The first line tells Unix that the file is to be executed by bourne</w:t>
-      </w:r>
-      <w:r>
-        <w:rPr>
-          <w:sz w:val="22"/>
-          <w:szCs w:val="22"/>
-        </w:rPr>
-        <w:t xml:space="preserve"> again</w:t>
-      </w:r>
-      <w:r>
-        <w:rPr>
-          <w:sz w:val="22"/>
-          <w:szCs w:val="22"/>
-        </w:rPr>
-        <w:t xml:space="preserve"> shell which is located at /bin/</w:t>
-      </w:r>
-      <w:r>
-        <w:rPr>
-          <w:sz w:val="22"/>
-          <w:szCs w:val="22"/>
-        </w:rPr>
-        <w:t>bash</w:t>
+        <w:t xml:space="preserve">  - shebang – The first line tells Unix that the file is to be executed by bourne shell which is located at /bin/sh</w:t>
+      </w:r>
+    </w:p>
+    <w:p>
+      <w:pPr>
+        <w:pStyle w:val="ListParagraph"/>
+        <w:rPr>
+          <w:sz w:val="22"/>
+          <w:szCs w:val="22"/>
+        </w:rPr>
+      </w:pPr>
+      <w:r>
+        <w:rPr>
+          <w:sz w:val="22"/>
+          <w:szCs w:val="22"/>
+          <w:highlight w:val="blue"/>
+        </w:rPr>
+        <w:t>#!/bin/bash</w:t>
+      </w:r>
+      <w:r>
+        <w:rPr>
+          <w:sz w:val="22"/>
+          <w:szCs w:val="22"/>
+        </w:rPr>
+        <w:t xml:space="preserve">  - The first line tells Unix that the file is to be executed by bourne again shell which is located at /bin/bash</w:t>
       </w:r>
     </w:p>
     <w:p>
@@ -461,27 +414,7 @@
           <w:szCs w:val="22"/>
           <w:highlight w:val="blue"/>
         </w:rPr>
-        <w:t xml:space="preserve">chmod 755 </w:t>
-      </w:r>
-      <w:r>
-        <w:rPr>
-          <w:b/>
-          <w:bCs/>
-          <w:sz w:val="22"/>
-          <w:szCs w:val="22"/>
-          <w:highlight w:val="blue"/>
-        </w:rPr>
-        <w:t>hello</w:t>
-      </w:r>
-      <w:r>
-        <w:rPr>
-          <w:b/>
-          <w:bCs/>
-          <w:sz w:val="22"/>
-          <w:szCs w:val="22"/>
-          <w:highlight w:val="blue"/>
-        </w:rPr>
-        <w:t>.sh</w:t>
+        <w:t>chmod 755 hello.sh</w:t>
       </w:r>
       <w:r>
         <w:rPr>
@@ -508,14 +441,7 @@
           <w:sz w:val="22"/>
           <w:szCs w:val="22"/>
         </w:rPr>
-        <w:t>R</w:t>
-      </w:r>
-      <w:r>
-        <w:rPr>
-          <w:sz w:val="22"/>
-          <w:szCs w:val="22"/>
-        </w:rPr>
-        <w:t>un </w:t>
+        <w:t>Run </w:t>
       </w:r>
       <w:r>
         <w:rPr>
@@ -525,27 +451,7 @@
           <w:szCs w:val="22"/>
           <w:highlight w:val="blue"/>
         </w:rPr>
-        <w:t>./</w:t>
-      </w:r>
-      <w:r>
-        <w:rPr>
-          <w:b/>
-          <w:bCs/>
-          <w:sz w:val="22"/>
-          <w:szCs w:val="22"/>
-          <w:highlight w:val="blue"/>
-        </w:rPr>
-        <w:t>hellp</w:t>
-      </w:r>
-      <w:r>
-        <w:rPr>
-          <w:b/>
-          <w:bCs/>
-          <w:sz w:val="22"/>
-          <w:szCs w:val="22"/>
-          <w:highlight w:val="blue"/>
-        </w:rPr>
-        <w:t>.sh</w:t>
+        <w:t>./hellp.sh</w:t>
       </w:r>
       <w:r>
         <w:rPr>
@@ -664,17 +570,411 @@
           <w:numId w:val="1"/>
         </w:numPr>
         <w:rPr>
-          <w:sz w:val="22"/>
-          <w:szCs w:val="22"/>
-        </w:rPr>
-      </w:pPr>
-      <w:r>
-        <w:rPr>
-          <w:sz w:val="22"/>
-          <w:szCs w:val="22"/>
+          <w:b/>
+          <w:bCs/>
+          <w:u w:val="single"/>
+        </w:rPr>
+      </w:pPr>
+      <w:r>
+        <w:rPr>
+          <w:b/>
+          <w:bCs/>
+          <w:u w:val="single"/>
         </w:rPr>
         <w:t>Variable:</w:t>
       </w:r>
+    </w:p>
+    <w:p>
+      <w:pPr>
+        <w:pStyle w:val="ListParagraph"/>
+        <w:rPr>
+          <w:sz w:val="22"/>
+          <w:szCs w:val="22"/>
+        </w:rPr>
+      </w:pPr>
+      <w:r>
+        <w:rPr>
+          <w:sz w:val="22"/>
+          <w:szCs w:val="22"/>
+        </w:rPr>
+        <w:t xml:space="preserve">Types: </w:t>
+      </w:r>
+    </w:p>
+    <w:p>
+      <w:pPr>
+        <w:pStyle w:val="ListParagraph"/>
+        <w:numPr>
+          <w:ilvl w:val="0"/>
+          <w:numId w:val="15"/>
+        </w:numPr>
+        <w:rPr>
+          <w:b/>
+          <w:bCs/>
+          <w:sz w:val="22"/>
+          <w:szCs w:val="22"/>
+        </w:rPr>
+      </w:pPr>
+      <w:r>
+        <w:rPr>
+          <w:b/>
+          <w:bCs/>
+          <w:sz w:val="22"/>
+          <w:szCs w:val="22"/>
+        </w:rPr>
+        <w:t>Local Variables</w:t>
+      </w:r>
+    </w:p>
+    <w:p>
+      <w:pPr>
+        <w:pStyle w:val="ListParagraph"/>
+        <w:numPr>
+          <w:ilvl w:val="0"/>
+          <w:numId w:val="6"/>
+        </w:numPr>
+        <w:rPr>
+          <w:sz w:val="22"/>
+          <w:szCs w:val="22"/>
+        </w:rPr>
+      </w:pPr>
+      <w:r>
+        <w:rPr>
+          <w:sz w:val="22"/>
+          <w:szCs w:val="22"/>
+        </w:rPr>
+        <w:t>Scope: Only visible within the current script or shell session.</w:t>
+      </w:r>
+    </w:p>
+    <w:p>
+      <w:pPr>
+        <w:pStyle w:val="ListParagraph"/>
+        <w:numPr>
+          <w:ilvl w:val="0"/>
+          <w:numId w:val="7"/>
+        </w:numPr>
+        <w:rPr>
+          <w:sz w:val="22"/>
+          <w:szCs w:val="22"/>
+        </w:rPr>
+      </w:pPr>
+      <w:r>
+        <w:rPr>
+          <w:sz w:val="22"/>
+          <w:szCs w:val="22"/>
+        </w:rPr>
+        <w:t>Example: my_var="Hello"</w:t>
+      </w:r>
+    </w:p>
+    <w:p>
+      <w:pPr>
+        <w:pStyle w:val="ListParagraph"/>
+        <w:numPr>
+          <w:ilvl w:val="0"/>
+          <w:numId w:val="8"/>
+        </w:numPr>
+        <w:rPr>
+          <w:sz w:val="22"/>
+          <w:szCs w:val="22"/>
+        </w:rPr>
+      </w:pPr>
+      <w:r>
+        <w:rPr>
+          <w:sz w:val="22"/>
+          <w:szCs w:val="22"/>
+        </w:rPr>
+        <w:t>This is the most common type you will create and use in your scripts.</w:t>
+      </w:r>
+    </w:p>
+    <w:p>
+      <w:pPr>
+        <w:pStyle w:val="ListParagraph"/>
+        <w:numPr>
+          <w:ilvl w:val="0"/>
+          <w:numId w:val="15"/>
+        </w:numPr>
+        <w:rPr>
+          <w:b/>
+          <w:bCs/>
+          <w:sz w:val="22"/>
+          <w:szCs w:val="22"/>
+        </w:rPr>
+      </w:pPr>
+      <w:r>
+        <w:rPr>
+          <w:b/>
+          <w:bCs/>
+          <w:sz w:val="22"/>
+          <w:szCs w:val="22"/>
+        </w:rPr>
+        <w:t xml:space="preserve"> Environment Variables</w:t>
+      </w:r>
+    </w:p>
+    <w:p>
+      <w:pPr>
+        <w:pStyle w:val="ListParagraph"/>
+        <w:numPr>
+          <w:ilvl w:val="0"/>
+          <w:numId w:val="9"/>
+        </w:numPr>
+        <w:rPr>
+          <w:sz w:val="22"/>
+          <w:szCs w:val="22"/>
+        </w:rPr>
+      </w:pPr>
+      <w:r>
+        <w:rPr>
+          <w:b/>
+          <w:bCs/>
+          <w:sz w:val="22"/>
+          <w:szCs w:val="22"/>
+        </w:rPr>
+        <w:t>Scope: </w:t>
+      </w:r>
+      <w:r>
+        <w:rPr>
+          <w:sz w:val="22"/>
+          <w:szCs w:val="22"/>
+        </w:rPr>
+        <w:t>Available system-wide and are inherited by all child processes and new shells.</w:t>
+      </w:r>
+    </w:p>
+    <w:p>
+      <w:pPr>
+        <w:pStyle w:val="ListParagraph"/>
+        <w:numPr>
+          <w:ilvl w:val="0"/>
+          <w:numId w:val="10"/>
+        </w:numPr>
+        <w:rPr>
+          <w:sz w:val="22"/>
+          <w:szCs w:val="22"/>
+        </w:rPr>
+      </w:pPr>
+      <w:r>
+        <w:rPr>
+          <w:b/>
+          <w:bCs/>
+          <w:sz w:val="22"/>
+          <w:szCs w:val="22"/>
+        </w:rPr>
+        <w:t>Convention: </w:t>
+      </w:r>
+      <w:r>
+        <w:rPr>
+          <w:sz w:val="22"/>
+          <w:szCs w:val="22"/>
+        </w:rPr>
+        <w:t>Always named in UPPERCASE.</w:t>
+      </w:r>
+    </w:p>
+    <w:p>
+      <w:pPr>
+        <w:pStyle w:val="ListParagraph"/>
+        <w:ind w:firstLine="360"/>
+        <w:rPr>
+          <w:sz w:val="22"/>
+          <w:szCs w:val="22"/>
+        </w:rPr>
+      </w:pPr>
+      <w:r>
+        <w:rPr>
+          <w:b/>
+          <w:bCs/>
+          <w:sz w:val="22"/>
+          <w:szCs w:val="22"/>
+        </w:rPr>
+        <w:t>Examples:</w:t>
+      </w:r>
+      <w:r>
+        <w:rPr>
+          <w:sz w:val="22"/>
+          <w:szCs w:val="22"/>
+        </w:rPr>
+        <w:t> PATH, HOME, USER, PWD.</w:t>
+      </w:r>
+    </w:p>
+    <w:p>
+      <w:pPr>
+        <w:pStyle w:val="ListParagraph"/>
+        <w:ind w:left="1080"/>
+        <w:rPr>
+          <w:sz w:val="22"/>
+          <w:szCs w:val="22"/>
+        </w:rPr>
+      </w:pPr>
+      <w:r>
+        <w:rPr>
+          <w:sz w:val="22"/>
+          <w:szCs w:val="22"/>
+        </w:rPr>
+        <w:t>You create one using the export command, which "exports" a local variable to the environment:</w:t>
+      </w:r>
+    </w:p>
+    <w:p>
+      <w:pPr>
+        <w:pStyle w:val="ListParagraph"/>
+        <w:ind w:firstLine="360"/>
+        <w:rPr>
+          <w:sz w:val="22"/>
+          <w:szCs w:val="22"/>
+        </w:rPr>
+      </w:pPr>
+      <w:r>
+        <w:rPr>
+          <w:sz w:val="22"/>
+          <w:szCs w:val="22"/>
+        </w:rPr>
+        <w:t>export MY_API_KEY="abc-123"</w:t>
+      </w:r>
+    </w:p>
+    <w:p>
+      <w:pPr>
+        <w:pStyle w:val="ListParagraph"/>
+        <w:numPr>
+          <w:ilvl w:val="0"/>
+          <w:numId w:val="15"/>
+        </w:numPr>
+        <w:rPr>
+          <w:b/>
+          <w:bCs/>
+          <w:sz w:val="22"/>
+          <w:szCs w:val="22"/>
+        </w:rPr>
+      </w:pPr>
+      <w:r>
+        <w:rPr>
+          <w:b/>
+          <w:bCs/>
+          <w:sz w:val="22"/>
+          <w:szCs w:val="22"/>
+        </w:rPr>
+        <w:t xml:space="preserve"> Built-in Shell Variables</w:t>
+      </w:r>
+    </w:p>
+    <w:p>
+      <w:pPr>
+        <w:pStyle w:val="ListParagraph"/>
+        <w:ind w:firstLine="360"/>
+        <w:rPr>
+          <w:sz w:val="22"/>
+          <w:szCs w:val="22"/>
+        </w:rPr>
+      </w:pPr>
+      <w:r>
+        <w:rPr>
+          <w:sz w:val="22"/>
+          <w:szCs w:val="22"/>
+        </w:rPr>
+        <w:t>Special variables set automatically by the shell to provide information.</w:t>
+      </w:r>
+    </w:p>
+    <w:p>
+      <w:pPr>
+        <w:pStyle w:val="ListParagraph"/>
+        <w:ind w:firstLine="360"/>
+        <w:rPr>
+          <w:sz w:val="22"/>
+          <w:szCs w:val="22"/>
+        </w:rPr>
+      </w:pPr>
+      <w:r>
+        <w:rPr>
+          <w:b/>
+          <w:bCs/>
+          <w:sz w:val="22"/>
+          <w:szCs w:val="22"/>
+        </w:rPr>
+        <w:t>Examples:</w:t>
+      </w:r>
+    </w:p>
+    <w:p>
+      <w:pPr>
+        <w:pStyle w:val="ListParagraph"/>
+        <w:numPr>
+          <w:ilvl w:val="0"/>
+          <w:numId w:val="11"/>
+        </w:numPr>
+        <w:rPr>
+          <w:sz w:val="22"/>
+          <w:szCs w:val="22"/>
+        </w:rPr>
+      </w:pPr>
+      <w:r>
+        <w:rPr>
+          <w:sz w:val="22"/>
+          <w:szCs w:val="22"/>
+        </w:rPr>
+        <w:t>$SHELL: Path to the current shell (e.g., /bin/bash).</w:t>
+      </w:r>
+    </w:p>
+    <w:p>
+      <w:pPr>
+        <w:pStyle w:val="ListParagraph"/>
+        <w:numPr>
+          <w:ilvl w:val="0"/>
+          <w:numId w:val="12"/>
+        </w:numPr>
+        <w:rPr>
+          <w:sz w:val="22"/>
+          <w:szCs w:val="22"/>
+        </w:rPr>
+      </w:pPr>
+      <w:r>
+        <w:rPr>
+          <w:sz w:val="22"/>
+          <w:szCs w:val="22"/>
+        </w:rPr>
+        <w:t>$HOSTNAME: The name of the host machine.</w:t>
+      </w:r>
+    </w:p>
+    <w:p>
+      <w:pPr>
+        <w:pStyle w:val="ListParagraph"/>
+        <w:numPr>
+          <w:ilvl w:val="0"/>
+          <w:numId w:val="13"/>
+        </w:numPr>
+        <w:rPr>
+          <w:sz w:val="22"/>
+          <w:szCs w:val="22"/>
+        </w:rPr>
+      </w:pPr>
+      <w:r>
+        <w:rPr>
+          <w:sz w:val="22"/>
+          <w:szCs w:val="22"/>
+        </w:rPr>
+        <w:lastRenderedPageBreak/>
+        <w:t>$?: The exit status (0-255) of the last command (0 means success).</w:t>
+      </w:r>
+    </w:p>
+    <w:p>
+      <w:pPr>
+        <w:pStyle w:val="ListParagraph"/>
+        <w:numPr>
+          <w:ilvl w:val="0"/>
+          <w:numId w:val="14"/>
+        </w:numPr>
+        <w:rPr>
+          <w:sz w:val="22"/>
+          <w:szCs w:val="22"/>
+        </w:rPr>
+      </w:pPr>
+      <w:r>
+        <w:rPr>
+          <w:sz w:val="22"/>
+          <w:szCs w:val="22"/>
+        </w:rPr>
+        <w:t>$1, $2: Positional parameters (arguments passed to your script).</w:t>
+      </w:r>
+    </w:p>
+    <w:p>
+      <w:pPr>
+        <w:pStyle w:val="ListParagraph"/>
+        <w:rPr>
+          <w:sz w:val="22"/>
+          <w:szCs w:val="22"/>
+        </w:rPr>
+      </w:pPr>
     </w:p>
     <w:p>
       <w:pPr>
@@ -899,6 +1199,7 @@
       </w:pPr>
       <w:r>
         <w:rPr>
+          <w:noProof/>
           <w:sz w:val="22"/>
           <w:szCs w:val="22"/>
         </w:rPr>
@@ -979,6 +1280,7 @@
       </w:pPr>
       <w:r>
         <w:rPr>
+          <w:noProof/>
           <w:sz w:val="22"/>
           <w:szCs w:val="22"/>
         </w:rPr>
@@ -1033,42 +1335,7 @@
           <w:sz w:val="22"/>
           <w:szCs w:val="22"/>
         </w:rPr>
-        <w:t>R</w:t>
-      </w:r>
-      <w:r>
-        <w:rPr>
-          <w:sz w:val="22"/>
-          <w:szCs w:val="22"/>
-        </w:rPr>
-        <w:t>ead</w:t>
-      </w:r>
-      <w:r>
-        <w:rPr>
-          <w:sz w:val="22"/>
-          <w:szCs w:val="22"/>
-        </w:rPr>
-        <w:t xml:space="preserve"> variable</w:t>
-      </w:r>
-      <w:r>
-        <w:rPr>
-          <w:sz w:val="22"/>
-          <w:szCs w:val="22"/>
-        </w:rPr>
-        <w:t xml:space="preserve"> from user</w:t>
-      </w:r>
-      <w:r>
-        <w:rPr>
-          <w:sz w:val="22"/>
-          <w:szCs w:val="22"/>
-        </w:rPr>
-        <w:t xml:space="preserve"> as prompt</w:t>
-      </w:r>
-      <w:r>
-        <w:rPr>
-          <w:sz w:val="22"/>
-          <w:szCs w:val="22"/>
-        </w:rPr>
-        <w:t>:</w:t>
+        <w:t>Read variable from user as prompt:</w:t>
       </w:r>
     </w:p>
     <w:p>
@@ -1082,6 +1349,7 @@
       </w:pPr>
       <w:r>
         <w:rPr>
+          <w:noProof/>
           <w:sz w:val="22"/>
           <w:szCs w:val="22"/>
         </w:rPr>
@@ -1146,6 +1414,7 @@
       </w:pPr>
       <w:r>
         <w:rPr>
+          <w:noProof/>
           <w:sz w:val="22"/>
           <w:szCs w:val="22"/>
         </w:rPr>
@@ -1222,6 +1491,7 @@
       </w:pPr>
       <w:r>
         <w:rPr>
+          <w:noProof/>
           <w:sz w:val="22"/>
           <w:szCs w:val="22"/>
         </w:rPr>
@@ -1370,6 +1640,7 @@
       </w:pPr>
       <w:r>
         <w:rPr>
+          <w:noProof/>
           <w:sz w:val="22"/>
           <w:szCs w:val="22"/>
         </w:rPr>
@@ -1425,6 +1696,7 @@
           <w:szCs w:val="22"/>
           <w:highlight w:val="yellow"/>
         </w:rPr>
+        <w:lastRenderedPageBreak/>
         <w:t>Once the shell script exits, its environment is destroyed. But </w:t>
       </w:r>
       <w:r>
@@ -1563,6 +1835,7 @@
       </w:pPr>
       <w:r>
         <w:rPr>
+          <w:noProof/>
           <w:sz w:val="22"/>
           <w:szCs w:val="22"/>
         </w:rPr>
@@ -1635,6 +1908,101 @@
         </w:rPr>
         <w:t>.</w:t>
       </w:r>
+    </w:p>
+    <w:p>
+      <w:pPr>
+        <w:pStyle w:val="ListParagraph"/>
+        <w:numPr>
+          <w:ilvl w:val="0"/>
+          <w:numId w:val="2"/>
+        </w:numPr>
+        <w:rPr>
+          <w:sz w:val="22"/>
+          <w:szCs w:val="22"/>
+        </w:rPr>
+      </w:pPr>
+      <w:r>
+        <w:rPr>
+          <w:sz w:val="22"/>
+          <w:szCs w:val="22"/>
+        </w:rPr>
+        <w:t>Command Substitution:</w:t>
+      </w:r>
+    </w:p>
+    <w:p>
+      <w:pPr>
+        <w:pStyle w:val="ListParagraph"/>
+        <w:ind w:left="1080"/>
+        <w:rPr>
+          <w:sz w:val="22"/>
+          <w:szCs w:val="22"/>
+        </w:rPr>
+      </w:pPr>
+      <w:r>
+        <w:rPr>
+          <w:sz w:val="22"/>
+          <w:szCs w:val="22"/>
+        </w:rPr>
+        <w:t>The ability to store the output of a command into a variable</w:t>
+      </w:r>
+      <w:r>
+        <w:rPr>
+          <w:sz w:val="22"/>
+          <w:szCs w:val="22"/>
+        </w:rPr>
+        <w:t>.</w:t>
+      </w:r>
+    </w:p>
+    <w:p>
+      <w:pPr>
+        <w:pStyle w:val="ListParagraph"/>
+        <w:ind w:left="1080"/>
+        <w:rPr>
+          <w:sz w:val="22"/>
+          <w:szCs w:val="22"/>
+        </w:rPr>
+      </w:pPr>
+      <w:r>
+        <w:rPr>
+          <w:sz w:val="22"/>
+          <w:szCs w:val="22"/>
+        </w:rPr>
+        <w:t>$</w:t>
+      </w:r>
+      <w:r>
+        <w:rPr>
+          <w:sz w:val="22"/>
+          <w:szCs w:val="22"/>
+        </w:rPr>
+        <w:t>TODAY=$(date)</w:t>
+      </w:r>
+    </w:p>
+    <w:p>
+      <w:pPr>
+        <w:pStyle w:val="ListParagraph"/>
+        <w:ind w:left="1080"/>
+        <w:rPr>
+          <w:sz w:val="22"/>
+          <w:szCs w:val="22"/>
+        </w:rPr>
+      </w:pPr>
+      <w:r>
+        <w:rPr>
+          <w:sz w:val="22"/>
+          <w:szCs w:val="22"/>
+        </w:rPr>
+        <w:t>$echo TODAY</w:t>
+      </w:r>
+    </w:p>
+    <w:p>
+      <w:pPr>
+        <w:pStyle w:val="ListParagraph"/>
+        <w:ind w:left="1080"/>
+        <w:rPr>
+          <w:sz w:val="22"/>
+          <w:szCs w:val="22"/>
+        </w:rPr>
+      </w:pPr>
     </w:p>
     <w:p>
       <w:pPr>
@@ -1992,6 +2360,7 @@
       </w:pPr>
       <w:r>
         <w:rPr>
+          <w:noProof/>
           <w:sz w:val="22"/>
           <w:szCs w:val="22"/>
         </w:rPr>
@@ -2064,6 +2433,7 @@
       </w:pPr>
       <w:r>
         <w:rPr>
+          <w:noProof/>
           <w:sz w:val="22"/>
           <w:szCs w:val="22"/>
         </w:rPr>
@@ -2123,6 +2493,7 @@
       </w:pPr>
       <w:r>
         <w:rPr>
+          <w:noProof/>
           <w:sz w:val="22"/>
           <w:szCs w:val="22"/>
         </w:rPr>
@@ -2186,36 +2557,29 @@
           <w:szCs w:val="22"/>
           <w:highlight w:val="yellow"/>
         </w:rPr>
-        <w:t>Note :</w:t>
-      </w:r>
-      <w:r>
-        <w:rPr>
-          <w:sz w:val="22"/>
-          <w:szCs w:val="22"/>
-          <w:highlight w:val="yellow"/>
-        </w:rPr>
-        <w:t>Use [[ ... ]] for advanced pattern matching and regex.</w:t>
-      </w:r>
-    </w:p>
-    <w:p>
-      <w:pPr>
-        <w:pStyle w:val="ListParagraph"/>
-        <w:rPr>
-          <w:sz w:val="22"/>
-          <w:szCs w:val="22"/>
-        </w:rPr>
-      </w:pPr>
-    </w:p>
-    <w:p>
-      <w:pPr>
-        <w:pStyle w:val="ListParagraph"/>
-        <w:rPr>
-          <w:sz w:val="22"/>
-          <w:szCs w:val="22"/>
-        </w:rPr>
-      </w:pPr>
-      <w:r>
-        <w:rPr>
+        <w:t>Note :Use [[ ... ]] for advanced pattern matching and regex.</w:t>
+      </w:r>
+    </w:p>
+    <w:p>
+      <w:pPr>
+        <w:pStyle w:val="ListParagraph"/>
+        <w:rPr>
+          <w:sz w:val="22"/>
+          <w:szCs w:val="22"/>
+        </w:rPr>
+      </w:pPr>
+    </w:p>
+    <w:p>
+      <w:pPr>
+        <w:pStyle w:val="ListParagraph"/>
+        <w:rPr>
+          <w:sz w:val="22"/>
+          <w:szCs w:val="22"/>
+        </w:rPr>
+      </w:pPr>
+      <w:r>
+        <w:rPr>
+          <w:noProof/>
           <w:sz w:val="22"/>
           <w:szCs w:val="22"/>
         </w:rPr>
@@ -2764,6 +3128,7 @@
       </w:pPr>
       <w:r>
         <w:rPr>
+          <w:noProof/>
           <w:sz w:val="22"/>
           <w:szCs w:val="22"/>
         </w:rPr>
@@ -2804,6 +3169,9 @@
         </w:drawing>
       </w:r>
       <w:r>
+        <w:rPr>
+          <w:noProof/>
+        </w:rPr>
         <w:drawing>
           <wp:inline distT="0" distB="0" distL="0" distR="0" wp14:anchorId="292CD090" wp14:editId="08B8C1C8">
             <wp:extent cx="1744385" cy="1149790"/>
@@ -2851,10 +3219,10 @@
       </w:pPr>
       <w:r>
         <w:rPr>
-          <w:sz w:val="22"/>
-          <w:szCs w:val="22"/>
-        </w:rPr>
-        <w:lastRenderedPageBreak/>
+          <w:noProof/>
+          <w:sz w:val="22"/>
+          <w:szCs w:val="22"/>
+        </w:rPr>
         <w:drawing>
           <wp:inline distT="0" distB="0" distL="0" distR="0" wp14:anchorId="2C7AA0E7" wp14:editId="0E36F0D9">
             <wp:extent cx="1502410" cy="1507402"/>
@@ -3036,6 +3404,7 @@
           <w:szCs w:val="22"/>
           <w:highlight w:val="blue"/>
         </w:rPr>
+        <w:lastRenderedPageBreak/>
         <w:t>then</w:t>
       </w:r>
     </w:p>
@@ -3279,6 +3648,7 @@
       </w:pPr>
       <w:r>
         <w:rPr>
+          <w:noProof/>
           <w:sz w:val="22"/>
           <w:szCs w:val="22"/>
         </w:rPr>
@@ -3354,10 +3724,10 @@
       </w:pPr>
       <w:r>
         <w:rPr>
-          <w:sz w:val="22"/>
-          <w:szCs w:val="22"/>
-        </w:rPr>
-        <w:lastRenderedPageBreak/>
+          <w:noProof/>
+          <w:sz w:val="22"/>
+          <w:szCs w:val="22"/>
+        </w:rPr>
         <w:drawing>
           <wp:inline distT="0" distB="0" distL="0" distR="0" wp14:anchorId="5ED63167" wp14:editId="2BA55F99">
             <wp:extent cx="5372735" cy="1267460"/>
@@ -3439,9 +3809,11 @@
       </w:pPr>
       <w:r>
         <w:rPr>
-          <w:sz w:val="22"/>
-          <w:szCs w:val="22"/>
-        </w:rPr>
+          <w:noProof/>
+          <w:sz w:val="22"/>
+          <w:szCs w:val="22"/>
+        </w:rPr>
+        <w:lastRenderedPageBreak/>
         <w:drawing>
           <wp:inline distT="0" distB="0" distL="0" distR="0" wp14:anchorId="3F942802" wp14:editId="347D0F1D">
             <wp:extent cx="2684145" cy="3481057"/>
@@ -3480,6 +3852,7 @@
       </w:r>
       <w:r>
         <w:rPr>
+          <w:noProof/>
           <w:sz w:val="22"/>
           <w:szCs w:val="22"/>
         </w:rPr>
@@ -3651,8 +4024,7 @@
               <v:stroke joinstyle="miter"/>
               <v:path gradientshapeok="t" o:connecttype="rect"/>
             </v:shapetype>
-            <v:shape id="Text Box 3" o:spid="_x0000_s1026" type="#_x0000_t202" alt="INTERNAL" style="position:absolute;margin-left:0;margin-top:0;width:59.6pt;height:25.65pt;z-index:251659264;visibility:visible;mso-wrap-style:none;mso-wrap-distance-left:0;mso-wrap-distance-top:0;mso-wrap-distance-right:0;mso-wrap-distance-bottom:0;mso-position-horizontal:left;mso-position-horizontal-relative:page;mso-position-vertical:bottom;mso-position-vertical-relative:page;v-text-anchor:bottom" o:gfxdata="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" filled="f" stroked="f">
-              <v:fill o:detectmouseclick="t"/>
+            <v:shape id="Text Box 3" o:spid="_x0000_s1026" type="#_x0000_t202" alt="INTERNAL" style="position:absolute;margin-left:0;margin-top:0;width:59.6pt;height:25.65pt;z-index:251659264;visibility:visible;mso-wrap-style:none;mso-wrap-distance-left:0;mso-wrap-distance-top:0;mso-wrap-distance-right:0;mso-wrap-distance-bottom:0;mso-position-horizontal:left;mso-position-horizontal-relative:page;mso-position-vertical:bottom;mso-position-vertical-relative:page;v-text-anchor:bottom" o:gfxdata="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" filled="f" stroked="f">
               <v:textbox style="mso-fit-shape-to-text:t" inset="20pt,0,0,15pt">
                 <w:txbxContent>
                   <w:p>
@@ -3782,8 +4154,7 @@
               <v:stroke joinstyle="miter"/>
               <v:path gradientshapeok="t" o:connecttype="rect"/>
             </v:shapetype>
-            <v:shape id="Text Box 4" o:spid="_x0000_s1027" type="#_x0000_t202" alt="INTERNAL" style="position:absolute;margin-left:0;margin-top:0;width:59.6pt;height:25.65pt;z-index:251660288;visibility:visible;mso-wrap-style:none;mso-wrap-distance-left:0;mso-wrap-distance-top:0;mso-wrap-distance-right:0;mso-wrap-distance-bottom:0;mso-position-horizontal:left;mso-position-horizontal-relative:page;mso-position-vertical:bottom;mso-position-vertical-relative:page;v-text-anchor:bottom" o:gfxdata="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" filled="f" stroked="f">
-              <v:fill o:detectmouseclick="t"/>
+            <v:shape id="Text Box 4" o:spid="_x0000_s1027" type="#_x0000_t202" alt="INTERNAL" style="position:absolute;margin-left:0;margin-top:0;width:59.6pt;height:25.65pt;z-index:251660288;visibility:visible;mso-wrap-style:none;mso-wrap-distance-left:0;mso-wrap-distance-top:0;mso-wrap-distance-right:0;mso-wrap-distance-bottom:0;mso-position-horizontal:left;mso-position-horizontal-relative:page;mso-position-vertical:bottom;mso-position-vertical-relative:page;v-text-anchor:bottom" o:gfxdata="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" filled="f" stroked="f">
               <v:textbox style="mso-fit-shape-to-text:t" inset="20pt,0,0,15pt">
                 <w:txbxContent>
                   <w:p>
@@ -3913,8 +4284,7 @@
               <v:stroke joinstyle="miter"/>
               <v:path gradientshapeok="t" o:connecttype="rect"/>
             </v:shapetype>
-            <v:shape id="Text Box 2" o:spid="_x0000_s1028" type="#_x0000_t202" alt="INTERNAL" style="position:absolute;margin-left:0;margin-top:0;width:59.6pt;height:25.65pt;z-index:251658240;visibility:visible;mso-wrap-style:none;mso-wrap-distance-left:0;mso-wrap-distance-top:0;mso-wrap-distance-right:0;mso-wrap-distance-bottom:0;mso-position-horizontal:left;mso-position-horizontal-relative:page;mso-position-vertical:bottom;mso-position-vertical-relative:page;v-text-anchor:bottom" o:gfxdata="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" filled="f" stroked="f">
-              <v:fill o:detectmouseclick="t"/>
+            <v:shape id="Text Box 2" o:spid="_x0000_s1028" type="#_x0000_t202" alt="INTERNAL" style="position:absolute;margin-left:0;margin-top:0;width:59.6pt;height:25.65pt;z-index:251658240;visibility:visible;mso-wrap-style:none;mso-wrap-distance-left:0;mso-wrap-distance-top:0;mso-wrap-distance-right:0;mso-wrap-distance-bottom:0;mso-position-horizontal:left;mso-position-horizontal-relative:page;mso-position-vertical:bottom;mso-position-vertical-relative:page;v-text-anchor:bottom" o:gfxdata="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" filled="f" stroked="f">
               <v:textbox style="mso-fit-shape-to-text:t" inset="20pt,0,0,15pt">
                 <w:txbxContent>
                   <w:p>
@@ -3979,6 +4349,95 @@
 <file path=word/numbering.xml><?xml version="1.0" encoding="utf-8"?>
 <w:numbering xmlns:wpc="http://schemas.microsoft.com/office/word/2010/wordprocessingCanvas" xmlns:cx="http://schemas.microsoft.com/office/drawing/2014/chartex" xmlns:cx1="http://schemas.microsoft.com/office/drawing/2015/9/8/chartex" xmlns:cx2="http://schemas.microsoft.com/office/drawing/2015/10/21/chartex" xmlns:cx3="http://schemas.microsoft.com/office/drawing/2016/5/9/chartex" xmlns:cx4="http://schemas.microsoft.com/office/drawing/2016/5/10/chartex" xmlns:cx5="http://schemas.microsoft.com/office/drawing/2016/5/11/chartex" xmlns:cx6="http://schemas.microsoft.com/office/drawing/2016/5/12/chartex" xmlns:cx7="http://schemas.microsoft.com/office/drawing/2016/5/13/chartex" xmlns:cx8="http://schemas.microsoft.com/office/drawing/2016/5/14/chartex" xmlns:mc="http://schemas.openxmlformats.org/markup-compatibility/2006" xmlns:aink="http://schemas.microsoft.com/office/drawing/2016/ink" xmlns:am3d="http://schemas.microsoft.com/office/drawing/2017/model3d" xmlns:o="urn:schemas-microsoft-com:office:office" xmlns:oel="http://schemas.microsoft.com/office/2019/extlst" xmlns:r="http://schemas.openxmlformats.org/officeDocument/2006/relationships" xmlns:m="http://schemas.openxmlformats.org/officeDocument/2006/math" xmlns:v="urn:schemas-microsoft-com:vml" xmlns:wp14="http://schemas.microsoft.com/office/word/2010/wordprocessingDrawing" xmlns:wp="http://schemas.openxmlformats.org/drawingml/2006/wordprocessingDrawing" xmlns:w10="urn:schemas-microsoft-com:office:word" xmlns:w="http://schemas.openxmlformats.org/wordprocessingml/2006/main" xmlns:w14="http://schemas.microsoft.com/office/word/2010/wordml" xmlns:w15="http://schemas.microsoft.com/office/word/2012/wordml" xmlns:w16cex="http://schemas.microsoft.com/office/word/2018/wordml/cex" xmlns:w16cid="http://schemas.microsoft.com/office/word/2016/wordml/cid" xmlns:w16="http://schemas.microsoft.com/office/word/2018/wordml" xmlns:w16du="http://schemas.microsoft.com/office/word/2023/wordml/word16du" xmlns:w16sdtdh="http://schemas.microsoft.com/office/word/2020/wordml/sdtdatahash" xmlns:w16sdtfl="http://schemas.microsoft.com/office/word/2024/wordml/sdtformatlock" xmlns:w16se="http://schemas.microsoft.com/office/word/2015/wordml/symex" xmlns:wpg="http://schemas.microsoft.com/office/word/2010/wordprocessingGroup" xmlns:wpi="http://schemas.microsoft.com/office/word/2010/wordprocessingInk" xmlns:wne="http://schemas.microsoft.com/office/word/2006/wordml" xmlns:wps="http://schemas.microsoft.com/office/word/2010/wordprocessingShape" mc:Ignorable="w14 w15 w16se w16cid w16 w16cex w16sdtdh w16sdtfl w16du wp14">
   <w:abstractNum w:abstractNumId="0" w15:restartNumberingAfterBreak="0">
+    <w:nsid w:val="03062187"/>
+    <w:multiLevelType w:val="hybridMultilevel"/>
+    <w:tmpl w:val="7C542FB8"/>
+    <w:lvl w:ilvl="0" w:tplc="DE086FFC">
+      <w:start w:val="1"/>
+      <w:numFmt w:val="lowerLetter"/>
+      <w:lvlText w:val="%1."/>
+      <w:lvlJc w:val="left"/>
+      <w:pPr>
+        <w:ind w:left="1080" w:hanging="360"/>
+      </w:pPr>
+      <w:rPr>
+        <w:rFonts w:hint="default"/>
+      </w:rPr>
+    </w:lvl>
+    <w:lvl w:ilvl="1" w:tplc="04090019" w:tentative="1">
+      <w:start w:val="1"/>
+      <w:numFmt w:val="lowerLetter"/>
+      <w:lvlText w:val="%2."/>
+      <w:lvlJc w:val="left"/>
+      <w:pPr>
+        <w:ind w:left="1800" w:hanging="360"/>
+      </w:pPr>
+    </w:lvl>
+    <w:lvl w:ilvl="2" w:tplc="0409001B" w:tentative="1">
+      <w:start w:val="1"/>
+      <w:numFmt w:val="lowerRoman"/>
+      <w:lvlText w:val="%3."/>
+      <w:lvlJc w:val="right"/>
+      <w:pPr>
+        <w:ind w:left="2520" w:hanging="180"/>
+      </w:pPr>
+    </w:lvl>
+    <w:lvl w:ilvl="3" w:tplc="0409000F" w:tentative="1">
+      <w:start w:val="1"/>
+      <w:numFmt w:val="decimal"/>
+      <w:lvlText w:val="%4."/>
+      <w:lvlJc w:val="left"/>
+      <w:pPr>
+        <w:ind w:left="3240" w:hanging="360"/>
+      </w:pPr>
+    </w:lvl>
+    <w:lvl w:ilvl="4" w:tplc="04090019" w:tentative="1">
+      <w:start w:val="1"/>
+      <w:numFmt w:val="lowerLetter"/>
+      <w:lvlText w:val="%5."/>
+      <w:lvlJc w:val="left"/>
+      <w:pPr>
+        <w:ind w:left="3960" w:hanging="360"/>
+      </w:pPr>
+    </w:lvl>
+    <w:lvl w:ilvl="5" w:tplc="0409001B" w:tentative="1">
+      <w:start w:val="1"/>
+      <w:numFmt w:val="lowerRoman"/>
+      <w:lvlText w:val="%6."/>
+      <w:lvlJc w:val="right"/>
+      <w:pPr>
+        <w:ind w:left="4680" w:hanging="180"/>
+      </w:pPr>
+    </w:lvl>
+    <w:lvl w:ilvl="6" w:tplc="0409000F" w:tentative="1">
+      <w:start w:val="1"/>
+      <w:numFmt w:val="decimal"/>
+      <w:lvlText w:val="%7."/>
+      <w:lvlJc w:val="left"/>
+      <w:pPr>
+        <w:ind w:left="5400" w:hanging="360"/>
+      </w:pPr>
+    </w:lvl>
+    <w:lvl w:ilvl="7" w:tplc="04090019" w:tentative="1">
+      <w:start w:val="1"/>
+      <w:numFmt w:val="lowerLetter"/>
+      <w:lvlText w:val="%8."/>
+      <w:lvlJc w:val="left"/>
+      <w:pPr>
+        <w:ind w:left="6120" w:hanging="360"/>
+      </w:pPr>
+    </w:lvl>
+    <w:lvl w:ilvl="8" w:tplc="0409001B" w:tentative="1">
+      <w:start w:val="1"/>
+      <w:numFmt w:val="lowerRoman"/>
+      <w:lvlText w:val="%9."/>
+      <w:lvlJc w:val="right"/>
+      <w:pPr>
+        <w:ind w:left="6840" w:hanging="180"/>
+      </w:pPr>
+    </w:lvl>
+  </w:abstractNum>
+  <w:abstractNum w:abstractNumId="1" w15:restartNumberingAfterBreak="0">
     <w:nsid w:val="07F45EF4"/>
     <w:multiLevelType w:val="hybridMultilevel"/>
     <w:tmpl w:val="4C1AD6D0"/>
@@ -4091,7 +4550,394 @@
       </w:rPr>
     </w:lvl>
   </w:abstractNum>
-  <w:abstractNum w:abstractNumId="1" w15:restartNumberingAfterBreak="0">
+  <w:abstractNum w:abstractNumId="2" w15:restartNumberingAfterBreak="0">
+    <w:nsid w:val="185B118C"/>
+    <w:multiLevelType w:val="hybridMultilevel"/>
+    <w:tmpl w:val="28ACC2C2"/>
+    <w:lvl w:ilvl="0" w:tplc="36BE98DE">
+      <w:start w:val="1"/>
+      <w:numFmt w:val="lowerLetter"/>
+      <w:lvlText w:val="%1."/>
+      <w:lvlJc w:val="left"/>
+      <w:pPr>
+        <w:ind w:left="1080" w:hanging="360"/>
+      </w:pPr>
+      <w:rPr>
+        <w:rFonts w:hint="default"/>
+      </w:rPr>
+    </w:lvl>
+    <w:lvl w:ilvl="1" w:tplc="04090019">
+      <w:start w:val="1"/>
+      <w:numFmt w:val="lowerLetter"/>
+      <w:lvlText w:val="%2."/>
+      <w:lvlJc w:val="left"/>
+      <w:pPr>
+        <w:ind w:left="1800" w:hanging="360"/>
+      </w:pPr>
+    </w:lvl>
+    <w:lvl w:ilvl="2" w:tplc="0409001B" w:tentative="1">
+      <w:start w:val="1"/>
+      <w:numFmt w:val="lowerRoman"/>
+      <w:lvlText w:val="%3."/>
+      <w:lvlJc w:val="right"/>
+      <w:pPr>
+        <w:ind w:left="2520" w:hanging="180"/>
+      </w:pPr>
+    </w:lvl>
+    <w:lvl w:ilvl="3" w:tplc="0409000F" w:tentative="1">
+      <w:start w:val="1"/>
+      <w:numFmt w:val="decimal"/>
+      <w:lvlText w:val="%4."/>
+      <w:lvlJc w:val="left"/>
+      <w:pPr>
+        <w:ind w:left="3240" w:hanging="360"/>
+      </w:pPr>
+    </w:lvl>
+    <w:lvl w:ilvl="4" w:tplc="04090019" w:tentative="1">
+      <w:start w:val="1"/>
+      <w:numFmt w:val="lowerLetter"/>
+      <w:lvlText w:val="%5."/>
+      <w:lvlJc w:val="left"/>
+      <w:pPr>
+        <w:ind w:left="3960" w:hanging="360"/>
+      </w:pPr>
+    </w:lvl>
+    <w:lvl w:ilvl="5" w:tplc="0409001B" w:tentative="1">
+      <w:start w:val="1"/>
+      <w:numFmt w:val="lowerRoman"/>
+      <w:lvlText w:val="%6."/>
+      <w:lvlJc w:val="right"/>
+      <w:pPr>
+        <w:ind w:left="4680" w:hanging="180"/>
+      </w:pPr>
+    </w:lvl>
+    <w:lvl w:ilvl="6" w:tplc="0409000F" w:tentative="1">
+      <w:start w:val="1"/>
+      <w:numFmt w:val="decimal"/>
+      <w:lvlText w:val="%7."/>
+      <w:lvlJc w:val="left"/>
+      <w:pPr>
+        <w:ind w:left="5400" w:hanging="360"/>
+      </w:pPr>
+    </w:lvl>
+    <w:lvl w:ilvl="7" w:tplc="04090019" w:tentative="1">
+      <w:start w:val="1"/>
+      <w:numFmt w:val="lowerLetter"/>
+      <w:lvlText w:val="%8."/>
+      <w:lvlJc w:val="left"/>
+      <w:pPr>
+        <w:ind w:left="6120" w:hanging="360"/>
+      </w:pPr>
+    </w:lvl>
+    <w:lvl w:ilvl="8" w:tplc="0409001B" w:tentative="1">
+      <w:start w:val="1"/>
+      <w:numFmt w:val="lowerRoman"/>
+      <w:lvlText w:val="%9."/>
+      <w:lvlJc w:val="right"/>
+      <w:pPr>
+        <w:ind w:left="6840" w:hanging="180"/>
+      </w:pPr>
+    </w:lvl>
+  </w:abstractNum>
+  <w:abstractNum w:abstractNumId="3" w15:restartNumberingAfterBreak="0">
+    <w:nsid w:val="248C58D0"/>
+    <w:multiLevelType w:val="multilevel"/>
+    <w:tmpl w:val="C7E4217E"/>
+    <w:lvl w:ilvl="0">
+      <w:start w:val="1"/>
+      <w:numFmt w:val="bullet"/>
+      <w:lvlText w:val=""/>
+      <w:lvlJc w:val="left"/>
+      <w:pPr>
+        <w:tabs>
+          <w:tab w:val="num" w:pos="1440"/>
+        </w:tabs>
+        <w:ind w:left="1440" w:hanging="360"/>
+      </w:pPr>
+      <w:rPr>
+        <w:rFonts w:ascii="Symbol" w:hAnsi="Symbol" w:hint="default"/>
+        <w:sz w:val="20"/>
+      </w:rPr>
+    </w:lvl>
+    <w:lvl w:ilvl="1" w:tentative="1">
+      <w:start w:val="1"/>
+      <w:numFmt w:val="bullet"/>
+      <w:lvlText w:val=""/>
+      <w:lvlJc w:val="left"/>
+      <w:pPr>
+        <w:tabs>
+          <w:tab w:val="num" w:pos="2160"/>
+        </w:tabs>
+        <w:ind w:left="2160" w:hanging="360"/>
+      </w:pPr>
+      <w:rPr>
+        <w:rFonts w:ascii="Symbol" w:hAnsi="Symbol" w:hint="default"/>
+        <w:sz w:val="20"/>
+      </w:rPr>
+    </w:lvl>
+    <w:lvl w:ilvl="2" w:tentative="1">
+      <w:start w:val="1"/>
+      <w:numFmt w:val="bullet"/>
+      <w:lvlText w:val=""/>
+      <w:lvlJc w:val="left"/>
+      <w:pPr>
+        <w:tabs>
+          <w:tab w:val="num" w:pos="2880"/>
+        </w:tabs>
+        <w:ind w:left="2880" w:hanging="360"/>
+      </w:pPr>
+      <w:rPr>
+        <w:rFonts w:ascii="Symbol" w:hAnsi="Symbol" w:hint="default"/>
+        <w:sz w:val="20"/>
+      </w:rPr>
+    </w:lvl>
+    <w:lvl w:ilvl="3" w:tentative="1">
+      <w:start w:val="1"/>
+      <w:numFmt w:val="bullet"/>
+      <w:lvlText w:val=""/>
+      <w:lvlJc w:val="left"/>
+      <w:pPr>
+        <w:tabs>
+          <w:tab w:val="num" w:pos="3600"/>
+        </w:tabs>
+        <w:ind w:left="3600" w:hanging="360"/>
+      </w:pPr>
+      <w:rPr>
+        <w:rFonts w:ascii="Symbol" w:hAnsi="Symbol" w:hint="default"/>
+        <w:sz w:val="20"/>
+      </w:rPr>
+    </w:lvl>
+    <w:lvl w:ilvl="4" w:tentative="1">
+      <w:start w:val="1"/>
+      <w:numFmt w:val="bullet"/>
+      <w:lvlText w:val=""/>
+      <w:lvlJc w:val="left"/>
+      <w:pPr>
+        <w:tabs>
+          <w:tab w:val="num" w:pos="4320"/>
+        </w:tabs>
+        <w:ind w:left="4320" w:hanging="360"/>
+      </w:pPr>
+      <w:rPr>
+        <w:rFonts w:ascii="Symbol" w:hAnsi="Symbol" w:hint="default"/>
+        <w:sz w:val="20"/>
+      </w:rPr>
+    </w:lvl>
+    <w:lvl w:ilvl="5" w:tentative="1">
+      <w:start w:val="1"/>
+      <w:numFmt w:val="bullet"/>
+      <w:lvlText w:val=""/>
+      <w:lvlJc w:val="left"/>
+      <w:pPr>
+        <w:tabs>
+          <w:tab w:val="num" w:pos="5040"/>
+        </w:tabs>
+        <w:ind w:left="5040" w:hanging="360"/>
+      </w:pPr>
+      <w:rPr>
+        <w:rFonts w:ascii="Symbol" w:hAnsi="Symbol" w:hint="default"/>
+        <w:sz w:val="20"/>
+      </w:rPr>
+    </w:lvl>
+    <w:lvl w:ilvl="6" w:tentative="1">
+      <w:start w:val="1"/>
+      <w:numFmt w:val="bullet"/>
+      <w:lvlText w:val=""/>
+      <w:lvlJc w:val="left"/>
+      <w:pPr>
+        <w:tabs>
+          <w:tab w:val="num" w:pos="5760"/>
+        </w:tabs>
+        <w:ind w:left="5760" w:hanging="360"/>
+      </w:pPr>
+      <w:rPr>
+        <w:rFonts w:ascii="Symbol" w:hAnsi="Symbol" w:hint="default"/>
+        <w:sz w:val="20"/>
+      </w:rPr>
+    </w:lvl>
+    <w:lvl w:ilvl="7" w:tentative="1">
+      <w:start w:val="1"/>
+      <w:numFmt w:val="bullet"/>
+      <w:lvlText w:val=""/>
+      <w:lvlJc w:val="left"/>
+      <w:pPr>
+        <w:tabs>
+          <w:tab w:val="num" w:pos="6480"/>
+        </w:tabs>
+        <w:ind w:left="6480" w:hanging="360"/>
+      </w:pPr>
+      <w:rPr>
+        <w:rFonts w:ascii="Symbol" w:hAnsi="Symbol" w:hint="default"/>
+        <w:sz w:val="20"/>
+      </w:rPr>
+    </w:lvl>
+    <w:lvl w:ilvl="8" w:tentative="1">
+      <w:start w:val="1"/>
+      <w:numFmt w:val="bullet"/>
+      <w:lvlText w:val=""/>
+      <w:lvlJc w:val="left"/>
+      <w:pPr>
+        <w:tabs>
+          <w:tab w:val="num" w:pos="7200"/>
+        </w:tabs>
+        <w:ind w:left="7200" w:hanging="360"/>
+      </w:pPr>
+      <w:rPr>
+        <w:rFonts w:ascii="Symbol" w:hAnsi="Symbol" w:hint="default"/>
+        <w:sz w:val="20"/>
+      </w:rPr>
+    </w:lvl>
+  </w:abstractNum>
+  <w:abstractNum w:abstractNumId="4" w15:restartNumberingAfterBreak="0">
+    <w:nsid w:val="35025295"/>
+    <w:multiLevelType w:val="multilevel"/>
+    <w:tmpl w:val="AC26C0CC"/>
+    <w:lvl w:ilvl="0">
+      <w:start w:val="1"/>
+      <w:numFmt w:val="bullet"/>
+      <w:lvlText w:val=""/>
+      <w:lvlJc w:val="left"/>
+      <w:pPr>
+        <w:tabs>
+          <w:tab w:val="num" w:pos="1440"/>
+        </w:tabs>
+        <w:ind w:left="1440" w:hanging="360"/>
+      </w:pPr>
+      <w:rPr>
+        <w:rFonts w:ascii="Symbol" w:hAnsi="Symbol" w:hint="default"/>
+        <w:sz w:val="20"/>
+      </w:rPr>
+    </w:lvl>
+    <w:lvl w:ilvl="1" w:tentative="1">
+      <w:start w:val="1"/>
+      <w:numFmt w:val="bullet"/>
+      <w:lvlText w:val=""/>
+      <w:lvlJc w:val="left"/>
+      <w:pPr>
+        <w:tabs>
+          <w:tab w:val="num" w:pos="2160"/>
+        </w:tabs>
+        <w:ind w:left="2160" w:hanging="360"/>
+      </w:pPr>
+      <w:rPr>
+        <w:rFonts w:ascii="Symbol" w:hAnsi="Symbol" w:hint="default"/>
+        <w:sz w:val="20"/>
+      </w:rPr>
+    </w:lvl>
+    <w:lvl w:ilvl="2" w:tentative="1">
+      <w:start w:val="1"/>
+      <w:numFmt w:val="bullet"/>
+      <w:lvlText w:val=""/>
+      <w:lvlJc w:val="left"/>
+      <w:pPr>
+        <w:tabs>
+          <w:tab w:val="num" w:pos="2880"/>
+        </w:tabs>
+        <w:ind w:left="2880" w:hanging="360"/>
+      </w:pPr>
+      <w:rPr>
+        <w:rFonts w:ascii="Symbol" w:hAnsi="Symbol" w:hint="default"/>
+        <w:sz w:val="20"/>
+      </w:rPr>
+    </w:lvl>
+    <w:lvl w:ilvl="3" w:tentative="1">
+      <w:start w:val="1"/>
+      <w:numFmt w:val="bullet"/>
+      <w:lvlText w:val=""/>
+      <w:lvlJc w:val="left"/>
+      <w:pPr>
+        <w:tabs>
+          <w:tab w:val="num" w:pos="3600"/>
+        </w:tabs>
+        <w:ind w:left="3600" w:hanging="360"/>
+      </w:pPr>
+      <w:rPr>
+        <w:rFonts w:ascii="Symbol" w:hAnsi="Symbol" w:hint="default"/>
+        <w:sz w:val="20"/>
+      </w:rPr>
+    </w:lvl>
+    <w:lvl w:ilvl="4" w:tentative="1">
+      <w:start w:val="1"/>
+      <w:numFmt w:val="bullet"/>
+      <w:lvlText w:val=""/>
+      <w:lvlJc w:val="left"/>
+      <w:pPr>
+        <w:tabs>
+          <w:tab w:val="num" w:pos="4320"/>
+        </w:tabs>
+        <w:ind w:left="4320" w:hanging="360"/>
+      </w:pPr>
+      <w:rPr>
+        <w:rFonts w:ascii="Symbol" w:hAnsi="Symbol" w:hint="default"/>
+        <w:sz w:val="20"/>
+      </w:rPr>
+    </w:lvl>
+    <w:lvl w:ilvl="5" w:tentative="1">
+      <w:start w:val="1"/>
+      <w:numFmt w:val="bullet"/>
+      <w:lvlText w:val=""/>
+      <w:lvlJc w:val="left"/>
+      <w:pPr>
+        <w:tabs>
+          <w:tab w:val="num" w:pos="5040"/>
+        </w:tabs>
+        <w:ind w:left="5040" w:hanging="360"/>
+      </w:pPr>
+      <w:rPr>
+        <w:rFonts w:ascii="Symbol" w:hAnsi="Symbol" w:hint="default"/>
+        <w:sz w:val="20"/>
+      </w:rPr>
+    </w:lvl>
+    <w:lvl w:ilvl="6" w:tentative="1">
+      <w:start w:val="1"/>
+      <w:numFmt w:val="bullet"/>
+      <w:lvlText w:val=""/>
+      <w:lvlJc w:val="left"/>
+      <w:pPr>
+        <w:tabs>
+          <w:tab w:val="num" w:pos="5760"/>
+        </w:tabs>
+        <w:ind w:left="5760" w:hanging="360"/>
+      </w:pPr>
+      <w:rPr>
+        <w:rFonts w:ascii="Symbol" w:hAnsi="Symbol" w:hint="default"/>
+        <w:sz w:val="20"/>
+      </w:rPr>
+    </w:lvl>
+    <w:lvl w:ilvl="7" w:tentative="1">
+      <w:start w:val="1"/>
+      <w:numFmt w:val="bullet"/>
+      <w:lvlText w:val=""/>
+      <w:lvlJc w:val="left"/>
+      <w:pPr>
+        <w:tabs>
+          <w:tab w:val="num" w:pos="6480"/>
+        </w:tabs>
+        <w:ind w:left="6480" w:hanging="360"/>
+      </w:pPr>
+      <w:rPr>
+        <w:rFonts w:ascii="Symbol" w:hAnsi="Symbol" w:hint="default"/>
+        <w:sz w:val="20"/>
+      </w:rPr>
+    </w:lvl>
+    <w:lvl w:ilvl="8" w:tentative="1">
+      <w:start w:val="1"/>
+      <w:numFmt w:val="bullet"/>
+      <w:lvlText w:val=""/>
+      <w:lvlJc w:val="left"/>
+      <w:pPr>
+        <w:tabs>
+          <w:tab w:val="num" w:pos="7200"/>
+        </w:tabs>
+        <w:ind w:left="7200" w:hanging="360"/>
+      </w:pPr>
+      <w:rPr>
+        <w:rFonts w:ascii="Symbol" w:hAnsi="Symbol" w:hint="default"/>
+        <w:sz w:val="20"/>
+      </w:rPr>
+    </w:lvl>
+  </w:abstractNum>
+  <w:abstractNum w:abstractNumId="5" w15:restartNumberingAfterBreak="0">
     <w:nsid w:val="431E2936"/>
     <w:multiLevelType w:val="multilevel"/>
     <w:tmpl w:val="644886FC"/>
@@ -4240,7 +5086,156 @@
       </w:rPr>
     </w:lvl>
   </w:abstractNum>
-  <w:abstractNum w:abstractNumId="2" w15:restartNumberingAfterBreak="0">
+  <w:abstractNum w:abstractNumId="6" w15:restartNumberingAfterBreak="0">
+    <w:nsid w:val="53EC5952"/>
+    <w:multiLevelType w:val="multilevel"/>
+    <w:tmpl w:val="DAC0961E"/>
+    <w:lvl w:ilvl="0">
+      <w:start w:val="1"/>
+      <w:numFmt w:val="bullet"/>
+      <w:lvlText w:val=""/>
+      <w:lvlJc w:val="left"/>
+      <w:pPr>
+        <w:tabs>
+          <w:tab w:val="num" w:pos="1440"/>
+        </w:tabs>
+        <w:ind w:left="1440" w:hanging="360"/>
+      </w:pPr>
+      <w:rPr>
+        <w:rFonts w:ascii="Symbol" w:hAnsi="Symbol" w:hint="default"/>
+        <w:sz w:val="20"/>
+      </w:rPr>
+    </w:lvl>
+    <w:lvl w:ilvl="1" w:tentative="1">
+      <w:start w:val="1"/>
+      <w:numFmt w:val="bullet"/>
+      <w:lvlText w:val=""/>
+      <w:lvlJc w:val="left"/>
+      <w:pPr>
+        <w:tabs>
+          <w:tab w:val="num" w:pos="2160"/>
+        </w:tabs>
+        <w:ind w:left="2160" w:hanging="360"/>
+      </w:pPr>
+      <w:rPr>
+        <w:rFonts w:ascii="Symbol" w:hAnsi="Symbol" w:hint="default"/>
+        <w:sz w:val="20"/>
+      </w:rPr>
+    </w:lvl>
+    <w:lvl w:ilvl="2" w:tentative="1">
+      <w:start w:val="1"/>
+      <w:numFmt w:val="bullet"/>
+      <w:lvlText w:val=""/>
+      <w:lvlJc w:val="left"/>
+      <w:pPr>
+        <w:tabs>
+          <w:tab w:val="num" w:pos="2880"/>
+        </w:tabs>
+        <w:ind w:left="2880" w:hanging="360"/>
+      </w:pPr>
+      <w:rPr>
+        <w:rFonts w:ascii="Symbol" w:hAnsi="Symbol" w:hint="default"/>
+        <w:sz w:val="20"/>
+      </w:rPr>
+    </w:lvl>
+    <w:lvl w:ilvl="3" w:tentative="1">
+      <w:start w:val="1"/>
+      <w:numFmt w:val="bullet"/>
+      <w:lvlText w:val=""/>
+      <w:lvlJc w:val="left"/>
+      <w:pPr>
+        <w:tabs>
+          <w:tab w:val="num" w:pos="3600"/>
+        </w:tabs>
+        <w:ind w:left="3600" w:hanging="360"/>
+      </w:pPr>
+      <w:rPr>
+        <w:rFonts w:ascii="Symbol" w:hAnsi="Symbol" w:hint="default"/>
+        <w:sz w:val="20"/>
+      </w:rPr>
+    </w:lvl>
+    <w:lvl w:ilvl="4" w:tentative="1">
+      <w:start w:val="1"/>
+      <w:numFmt w:val="bullet"/>
+      <w:lvlText w:val=""/>
+      <w:lvlJc w:val="left"/>
+      <w:pPr>
+        <w:tabs>
+          <w:tab w:val="num" w:pos="4320"/>
+        </w:tabs>
+        <w:ind w:left="4320" w:hanging="360"/>
+      </w:pPr>
+      <w:rPr>
+        <w:rFonts w:ascii="Symbol" w:hAnsi="Symbol" w:hint="default"/>
+        <w:sz w:val="20"/>
+      </w:rPr>
+    </w:lvl>
+    <w:lvl w:ilvl="5" w:tentative="1">
+      <w:start w:val="1"/>
+      <w:numFmt w:val="bullet"/>
+      <w:lvlText w:val=""/>
+      <w:lvlJc w:val="left"/>
+      <w:pPr>
+        <w:tabs>
+          <w:tab w:val="num" w:pos="5040"/>
+        </w:tabs>
+        <w:ind w:left="5040" w:hanging="360"/>
+      </w:pPr>
+      <w:rPr>
+        <w:rFonts w:ascii="Symbol" w:hAnsi="Symbol" w:hint="default"/>
+        <w:sz w:val="20"/>
+      </w:rPr>
+    </w:lvl>
+    <w:lvl w:ilvl="6" w:tentative="1">
+      <w:start w:val="1"/>
+      <w:numFmt w:val="bullet"/>
+      <w:lvlText w:val=""/>
+      <w:lvlJc w:val="left"/>
+      <w:pPr>
+        <w:tabs>
+          <w:tab w:val="num" w:pos="5760"/>
+        </w:tabs>
+        <w:ind w:left="5760" w:hanging="360"/>
+      </w:pPr>
+      <w:rPr>
+        <w:rFonts w:ascii="Symbol" w:hAnsi="Symbol" w:hint="default"/>
+        <w:sz w:val="20"/>
+      </w:rPr>
+    </w:lvl>
+    <w:lvl w:ilvl="7" w:tentative="1">
+      <w:start w:val="1"/>
+      <w:numFmt w:val="bullet"/>
+      <w:lvlText w:val=""/>
+      <w:lvlJc w:val="left"/>
+      <w:pPr>
+        <w:tabs>
+          <w:tab w:val="num" w:pos="6480"/>
+        </w:tabs>
+        <w:ind w:left="6480" w:hanging="360"/>
+      </w:pPr>
+      <w:rPr>
+        <w:rFonts w:ascii="Symbol" w:hAnsi="Symbol" w:hint="default"/>
+        <w:sz w:val="20"/>
+      </w:rPr>
+    </w:lvl>
+    <w:lvl w:ilvl="8" w:tentative="1">
+      <w:start w:val="1"/>
+      <w:numFmt w:val="bullet"/>
+      <w:lvlText w:val=""/>
+      <w:lvlJc w:val="left"/>
+      <w:pPr>
+        <w:tabs>
+          <w:tab w:val="num" w:pos="7200"/>
+        </w:tabs>
+        <w:ind w:left="7200" w:hanging="360"/>
+      </w:pPr>
+      <w:rPr>
+        <w:rFonts w:ascii="Symbol" w:hAnsi="Symbol" w:hint="default"/>
+        <w:sz w:val="20"/>
+      </w:rPr>
+    </w:lvl>
+  </w:abstractNum>
+  <w:abstractNum w:abstractNumId="7" w15:restartNumberingAfterBreak="0">
     <w:nsid w:val="62095208"/>
     <w:multiLevelType w:val="hybridMultilevel"/>
     <w:tmpl w:val="B14E73DE"/>
@@ -4329,7 +5324,7 @@
       </w:pPr>
     </w:lvl>
   </w:abstractNum>
-  <w:abstractNum w:abstractNumId="3" w15:restartNumberingAfterBreak="0">
+  <w:abstractNum w:abstractNumId="8" w15:restartNumberingAfterBreak="0">
     <w:nsid w:val="715508BF"/>
     <w:multiLevelType w:val="multilevel"/>
     <w:tmpl w:val="5AFE25A0"/>
@@ -4443,16 +5438,76 @@
     </w:lvl>
   </w:abstractNum>
   <w:num w:numId="1" w16cid:durableId="262223814">
-    <w:abstractNumId w:val="2"/>
+    <w:abstractNumId w:val="7"/>
   </w:num>
   <w:num w:numId="2" w16cid:durableId="1044141573">
+    <w:abstractNumId w:val="1"/>
+  </w:num>
+  <w:num w:numId="3" w16cid:durableId="1905919058">
+    <w:abstractNumId w:val="5"/>
+  </w:num>
+  <w:num w:numId="4" w16cid:durableId="1546940100">
+    <w:abstractNumId w:val="8"/>
+  </w:num>
+  <w:num w:numId="5" w16cid:durableId="366297868">
     <w:abstractNumId w:val="0"/>
   </w:num>
-  <w:num w:numId="3" w16cid:durableId="1905919058">
-    <w:abstractNumId w:val="1"/>
+  <w:num w:numId="6" w16cid:durableId="1576092671">
+    <w:abstractNumId w:val="6"/>
+    <w:lvlOverride w:ilvl="0">
+      <w:startOverride w:val="1"/>
+    </w:lvlOverride>
   </w:num>
-  <w:num w:numId="4" w16cid:durableId="1546940100">
+  <w:num w:numId="7" w16cid:durableId="1144588841">
+    <w:abstractNumId w:val="6"/>
+    <w:lvlOverride w:ilvl="0">
+      <w:startOverride w:val="2"/>
+    </w:lvlOverride>
+  </w:num>
+  <w:num w:numId="8" w16cid:durableId="909971663">
+    <w:abstractNumId w:val="6"/>
+    <w:lvlOverride w:ilvl="0">
+      <w:startOverride w:val="3"/>
+    </w:lvlOverride>
+  </w:num>
+  <w:num w:numId="9" w16cid:durableId="1770159717">
     <w:abstractNumId w:val="3"/>
+    <w:lvlOverride w:ilvl="0">
+      <w:startOverride w:val="1"/>
+    </w:lvlOverride>
+  </w:num>
+  <w:num w:numId="10" w16cid:durableId="1526139154">
+    <w:abstractNumId w:val="3"/>
+    <w:lvlOverride w:ilvl="0">
+      <w:startOverride w:val="2"/>
+    </w:lvlOverride>
+  </w:num>
+  <w:num w:numId="11" w16cid:durableId="1619801188">
+    <w:abstractNumId w:val="4"/>
+    <w:lvlOverride w:ilvl="0">
+      <w:startOverride w:val="1"/>
+    </w:lvlOverride>
+  </w:num>
+  <w:num w:numId="12" w16cid:durableId="583685716">
+    <w:abstractNumId w:val="4"/>
+    <w:lvlOverride w:ilvl="0">
+      <w:startOverride w:val="2"/>
+    </w:lvlOverride>
+  </w:num>
+  <w:num w:numId="13" w16cid:durableId="200558128">
+    <w:abstractNumId w:val="4"/>
+    <w:lvlOverride w:ilvl="0">
+      <w:startOverride w:val="3"/>
+    </w:lvlOverride>
+  </w:num>
+  <w:num w:numId="14" w16cid:durableId="263616128">
+    <w:abstractNumId w:val="4"/>
+    <w:lvlOverride w:ilvl="0">
+      <w:startOverride w:val="4"/>
+    </w:lvlOverride>
+  </w:num>
+  <w:num w:numId="15" w16cid:durableId="173302687">
+    <w:abstractNumId w:val="2"/>
   </w:num>
 </w:numbering>
 </file>
